--- a/Programacion II/Kit docente/Clase 6/Guion Docente Clase 6 - Eventos y controladores ActionListener.docx
+++ b/Programacion II/Kit docente/Clase 6/Guion Docente Clase 6 - Eventos y controladores ActionListener.docx
@@ -372,7 +372,7 @@
           <w:color w:val="4A4A49"/>
           <w:sz w:val="22"/>
         </w:rPr>
-        <w:t>Pregunta al aire (2 min): ¿donde encaja esto en el VetCare de su equipo?</w:t>
+        <w:t>Pregunta al aire (2 min): ¿donde encaja esto en su VetCare?</w:t>
       </w:r>
     </w:p>
     <w:p>
@@ -464,7 +464,7 @@
           <w:color w:val="4A4A49"/>
           <w:sz w:val="22"/>
         </w:rPr>
-        <w:t xml:space="preserve"> «Equipos: abran su proyecto VetCare. Esto suma a la rubrica del PI.»</w:t>
+        <w:t xml:space="preserve"> «Abran su proyecto VetCare. Trabajo individual por defecto; si autorice equipo, el archivo puede ser compartido pero cada uno entrega en ExamLab. Esto suma a la rubrica del PI.»</w:t>
       </w:r>
     </w:p>
     <w:p>
@@ -549,7 +549,7 @@
           <w:color w:val="4A4A49"/>
           <w:sz w:val="22"/>
         </w:rPr>
-        <w:t>Circular por los equipos. Empujar evidencia funcionando, no perfeccionismo.</w:t>
+        <w:t>Circular por los puestos. Empujar evidencia funcionando, no perfeccionismo.</w:t>
       </w:r>
     </w:p>
     <w:p>

--- a/Programacion II/Kit docente/Clase 6/Guion Docente Clase 6 - Eventos y controladores ActionListener.docx
+++ b/Programacion II/Kit docente/Clase 6/Guion Docente Clase 6 - Eventos y controladores ActionListener.docx
@@ -156,6 +156,7 @@
       <w:r>
         <w:rPr>
           <w:rFonts w:ascii="Consolas" w:hAnsi="Consolas"/>
+          <w:b w:val="0"/>
           <w:color w:val="111111"/>
           <w:sz w:val="21"/>
         </w:rPr>
@@ -430,6 +431,7 @@
       <w:r>
         <w:rPr>
           <w:rFonts w:ascii="Consolas" w:hAnsi="Consolas"/>
+          <w:b w:val="0"/>
           <w:color w:val="111111"/>
           <w:sz w:val="21"/>
         </w:rPr>
@@ -597,6 +599,7 @@
       <w:r>
         <w:rPr>
           <w:rFonts w:ascii="Consolas" w:hAnsi="Consolas"/>
+          <w:b w:val="0"/>
           <w:color w:val="111111"/>
           <w:sz w:val="21"/>
         </w:rPr>
@@ -664,6 +667,7 @@
       <w:r>
         <w:rPr>
           <w:rFonts w:ascii="Consolas" w:hAnsi="Consolas"/>
+          <w:b w:val="0"/>
           <w:color w:val="111111"/>
           <w:sz w:val="21"/>
         </w:rPr>

--- a/Programacion II/Kit docente/Clase 6/Guion Docente Clase 6 - Eventos y controladores ActionListener.docx
+++ b/Programacion II/Kit docente/Clase 6/Guion Docente Clase 6 - Eventos y controladores ActionListener.docx
@@ -130,7 +130,7 @@
           <w:color w:val="4A4A49"/>
           <w:sz w:val="22"/>
         </w:rPr>
-        <w:t xml:space="preserve"> Apache NetBeans</w:t>
+        <w:t xml:space="preserve"> Visual Studio Code (Java)</w:t>
       </w:r>
     </w:p>
     <w:p>
@@ -208,7 +208,7 @@
           <w:color w:val="4A4A49"/>
           <w:sz w:val="22"/>
         </w:rPr>
-        <w:t>ActionListener es una interfaz de java.awt.event que tiene un solo metodo: void actionPerformed(ActionEvent e). Implementarla es firmar un contrato que dice 'yo se reaccionar a una accion'. El registro se hace con btnRegistrar.addActionListener(objetoQueEscucha): desde esa linea el boton guarda una referencia a su objeto y, cuando lo oprimen, Swing invoca actionPerformed pasandole un ActionEvent con informacion del disparo (quien lo genero, en que instante, con que comando). Hay tres formas validas de escribirlo en NetBeans y conviene mostrarlas todas: una clase aparte que implements ActionListener, una clase anonima escrita ahi mismo con new ActionListener() { ... }, o una expresion lambda e -&gt; registrar() si el proyecto esta en Java 8 o superior. Un detalle practico que confunde a medio salon: si usted arma la ventana con el diseñador visual y hace doble clic sobre el boton, NetBeans le genera automaticamente el metodo btnRegistrarActionPerformed y deja el addActionListener dentro del bloque gris protegido. Ese bloque no se edita a mano, pero el metodo generado si es suyo y ahi adentro va su llamada.</w:t>
+        <w:t>ActionListener es una interfaz de java.awt.event que tiene un solo metodo: void actionPerformed(ActionEvent e). Implementarla es firmar un contrato que dice 'yo se reaccionar a una accion'. El registro se hace con btnRegistrar.addActionListener(objetoQueEscucha): desde esa linea el boton guarda una referencia a su objeto y, cuando lo oprimen, Swing invoca actionPerformed pasandole un ActionEvent con informacion del disparo (quien lo genero, en que instante, con que comando). Hay tres formas validas de escribirlo en Java y conviene mostrarlas todas: una clase aparte que implements ActionListener, una clase anonima escrita ahi mismo con new ActionListener() { ... }, o una expresion lambda e -&gt; registrar() si el proyecto esta en Java 8 o superior. Un detalle practico que confunde a medio salon: la lambda solo sirve si la interfaz tiene UN solo metodo abstracto, que es el caso de ActionListener. Con una de dos metodos no compila, y el mensaje del editor no lo dice con esas palabras y ahi adentro va su llamada.</w:t>
       </w:r>
     </w:p>
     <w:p>
@@ -248,7 +248,7 @@
           <w:color w:val="4A4A49"/>
           <w:sz w:val="22"/>
         </w:rPr>
-        <w:t>Error tipico del docente que no domina el tema: escribir toda la aplicacion adentro de actionPerformed y, peor aun, crear el repositorio dentro del listener. Se ve asi de inocente: 'RepositorioMascotas repo = new RepositorioMascotas();' como primera linea del boton. Compila, no marca error, el estudiante registra dos mascotas y la lista siempre muestra una sola, y el docente termina diciendo en voz alta que 'ArrayList no esta guardando'. Lo que realmente pasa es que en cada click se construye un repositorio vacio nuevo y el anterior se lo lleva el recolector de basura: la coleccion tiene que ser un atributo de la ventana o del controlador, creado una sola vez. El segundo error de la misma familia es pelearse con el bloque gris que NetBeans protege tratando de escribir ahi el addActionListener, cuando lo que hay que editar es el metodo generado. Y el tercero es capturar Exception con un catch vacio: la aplicacion no se cae, pero tampoco avisa nada, y el error se vuelve invisible para el estudiante y para usted.</w:t>
+        <w:t>Error tipico del docente que no domina el tema: escribir toda la aplicacion adentro de actionPerformed y, peor aun, crear el repositorio dentro del listener. Se ve asi de inocente: 'RepositorioMascotas repo = new RepositorioMascotas();' como primera linea del boton. Compila, no marca error, el estudiante registra dos mascotas y la lista siempre muestra una sola, y el docente termina diciendo en voz alta que 'ArrayList no esta guardando'. Lo que realmente pasa es que en cada click se construye un repositorio vacio nuevo y el anterior se lo lleva el recolector de basura: la coleccion tiene que ser un atributo de la ventana o del controlador, creado una sola vez. El segundo error de la misma familia es registrar el escuchador dentro del metodo que corre en cada click, en vez de una sola vez en el constructor: cada click agrega OTRO listener al mismo boton, y a la quinta pulsacion la mascota se registra cinco veces. Y el tercero es capturar Exception con un catch vacio: la aplicacion no se cae, pero tampoco avisa nada, y el error se vuelve invisible para el estudiante y para usted.</w:t>
       </w:r>
     </w:p>
     <w:p>
@@ -266,7 +266,7 @@
           <w:color w:val="4A4A49"/>
           <w:sz w:val="22"/>
         </w:rPr>
-        <w:t xml:space="preserve"> El docente oprime el boton en NetBeans y muestra en vivo como la mascota pasa del formulario al ArrayList, incluyendo que pasa cuando la edad se escribe como texto.</w:t>
+        <w:t xml:space="preserve"> El docente oprime el boton de la ventana ya corriendo y muestra en vivo como la mascota pasa del formulario al ArrayList, incluyendo que pasa cuando la edad se escribe como texto.</w:t>
       </w:r>
     </w:p>
     <w:p>
@@ -414,7 +414,7 @@
           <w:color w:val="4A4A49"/>
           <w:sz w:val="22"/>
         </w:rPr>
-        <w:t>Demo: El docente oprime el boton en NetBeans y muestra en vivo como la mascota pasa del formulario al ArrayList, incluyendo que pasa cuando la edad se escribe como texto.</w:t>
+        <w:t>Demo: El docente oprime el boton de la ventana ya corriendo y muestra en vivo como la mascota pasa del formulario al ArrayList, incluyendo que pasa cuando la edad se escribe como texto.</w:t>
       </w:r>
     </w:p>
     <w:p>
